--- a/rapport_equipe_5_m2_isd.docx
+++ b/rapport_equipe_5_m2_isd.docx
@@ -437,16 +437,7 @@
           <w:szCs w:val="20"/>
           <w:lang w:val="fr-FR"/>
         </w:rPr>
-        <w:t>L’Agence Régionale du Tourisme (ART) Auvergne-Rhône-Alpes fait face à un défi de taille : maintenir son leadership sur le marché de la montagne hivernale face à une concurrence européenne accrue (Autriche, Italie, Suisse). L’enjeu n’est plus seulement de générer du volume de fréquentation, mais de lisser la fréquentation de décembre à avril pour éviter la saturation des stations tout en soutenant l’économie locale sur les périodes creuses, et de piloter finement la performance économique : comprendre combie</w:t>
-      </w:r>
-      <w:r>
-        <w:rPr>
-          <w:color w:val="2C2C2C"/>
-          <w:sz w:val="20"/>
-          <w:szCs w:val="20"/>
-          <w:lang w:val="fr-FR"/>
-        </w:rPr>
-        <w:t>n chaque visiteur dépense, de quel marché il provient, et comment optimiser le retour sur chaque euro investi. Le budget marketing de 1,8 M€ doit être alloué de manière optimale entre les marchés cibles (France, UK, Belgique, Pays-Bas, Allemagne, USA, Scandinavie), les canaux de distribution (tour-opérateurs, OTA) et les périodes de la saison, en privilégiant les semaines complexes : début décembre, janvier, mars et avril.</w:t>
+        <w:t>L’Agence Régionale du Tourisme (ART) Auvergne-Rhône-Alpes fait face à un défi de taille : maintenir son leadership sur le marché de la montagne hivernale face à une concurrence européenne accrue (Autriche, Italie, Suisse). L’enjeu n’est plus seulement de générer du volume de fréquentation, mais de lisser la fréquentation de décembre à avril pour éviter la saturation des stations tout en soutenant l’économie locale sur les périodes creuses, et de piloter finement la performance économique : comprendre combien chaque visiteur dépense, de quel marché il provient, et comment optimiser le retour sur chaque euro investi. Le budget marketing de 1,8 M€ doit être alloué de manière optimale entre les marchés cibles (France, UK, Belgique, Pays-Bas, Allemagne, USA, Scandinavie), les canaux de distribution (tour-opérateurs, OTA) et les périodes de la saison, en privilégiant les semaines complexes : début décembre, janvier, mars et avril.</w:t>
       </w:r>
     </w:p>
     <w:p>
@@ -504,16 +495,7 @@
           <w:szCs w:val="20"/>
           <w:lang w:val="fr-FR"/>
         </w:rPr>
-        <w:t xml:space="preserve"> unifiée. Le premier volet est un moteur de prévision de la fréquentation, capable d’anticiper les nuitées hebdomadaires en intégrant la météo réelle et prévue (températures, précipitations, vent), l’attractivité internationale (distance aux vacances scolaires par pays : UK, DE, SCA, BE, NL, USA) et l’inertie temporelle (variables de retard). Le deuxième volet est un moteur de prévision des dépenses internationales par marché, qui prédit combien chaque nationalité dépensera par semaine à partir du </w:t>
-      </w:r>
-      <w:r>
-        <w:rPr>
-          <w:color w:val="2C2C2C"/>
-          <w:sz w:val="20"/>
-          <w:szCs w:val="20"/>
-          <w:lang w:val="fr-FR"/>
-        </w:rPr>
-        <w:t>profil statistique de chaque marché, de son anticipation de réservation et de son calendrier scolaire. Le troisième volet est une interface de pilotage unifiée, orientée décision métier, qui combine la visualisation des signaux (vacances, fréquentation, dépenses), la scénarisation via filtres dynamiques (année, semaines, paramètres ML) et l’aide à la priorisation hebdomadaire des activations marketing.</w:t>
+        <w:t xml:space="preserve"> unifiée. Le premier volet est un moteur de prévision de la fréquentation, capable d’anticiper les nuitées hebdomadaires en intégrant la météo réelle et prévue (températures, précipitations, vent), l’attractivité internationale (distance aux vacances scolaires par pays : UK, DE, SCA, BE, NL, USA) et l’inertie temporelle (variables de retard). Le deuxième volet est un moteur de prévision des dépenses internationales par marché, qui prédit combien chaque nationalité dépensera par semaine à partir du profil statistique de chaque marché, de son anticipation de réservation et de son calendrier scolaire. Le troisième volet est une interface de pilotage unifiée, orientée décision métier, qui combine la visualisation des signaux (vacances, fréquentation, dépenses), la scénarisation via filtres dynamiques (année, semaines, paramètres ML) et l’aide à la priorisation hebdomadaire des activations marketing.</w:t>
       </w:r>
     </w:p>
     <w:p>
@@ -571,16 +553,7 @@
           <w:szCs w:val="20"/>
           <w:lang w:val="fr-FR"/>
         </w:rPr>
-        <w:t>L’innovation réside dans plusieurs dimensions complémentaires. Pour la fréquentation, l’approche de prédiction récursive simule une mise en production réelle où le modèle apprend de ses propres prédictions passées pour ajuster les tendances futures (simulé à partir de 2022 dans nos tests), démontrant la viabilité de la solution en conditions réelles sans dérive excessive de l’erreur. Pour les dépenses, l’intégration des calendriers de vacances scolaires de 8 pays émetteurs sur 8 saisons (H19 à H26) comme va</w:t>
-      </w:r>
-      <w:r>
-        <w:rPr>
-          <w:color w:val="2C2C2C"/>
-          <w:sz w:val="20"/>
-          <w:szCs w:val="20"/>
-          <w:lang w:val="fr-FR"/>
-        </w:rPr>
-        <w:t xml:space="preserve">riable prédictive a permis de valider quantitativement que ce facteur est le premier déterminant de la saisonnalité. L’approche « zéro colonne arbitraire » garantit qu’aucune classification subjective n’est codée en dur. Côté technique, l’innovation d’usage tient à l’interface de pilotage unifiée, directement exploitable par des équipes métier, et à la continuité de service assurée par des mécanismes de cache, </w:t>
+        <w:t xml:space="preserve">L’innovation réside dans plusieurs dimensions complémentaires. Pour la fréquentation, l’approche de prédiction récursive simule une mise en production réelle où le modèle apprend de ses propres prédictions passées pour ajuster les tendances futures (simulé à partir de 2022 dans nos tests), démontrant la viabilité de la solution en conditions réelles sans dérive excessive de l’erreur. Pour les dépenses, l’intégration des calendriers de vacances scolaires de 8 pays émetteurs sur 8 saisons (H19 à H26) comme variable prédictive a permis de valider quantitativement que ce facteur est le premier déterminant de la saisonnalité. L’approche « zéro colonne arbitraire » garantit qu’aucune classification subjective n’est codée en dur. Côté technique, l’innovation d’usage tient à l’interface de pilotage unifiée, directement exploitable par des équipes métier, et à la continuité de service assurée par des mécanismes de cache, </w:t>
       </w:r>
       <w:proofErr w:type="spellStart"/>
       <w:r>
@@ -694,16 +667,7 @@
           <w:szCs w:val="20"/>
           <w:lang w:val="fr-FR"/>
         </w:rPr>
-        <w:t xml:space="preserve">Avant toute modélisation IA, le défi majeur du projet a résidé dans la préparation de la donnée. Les informations fournies étaient dispersées dans plus de 15 fichiers aux structures très hétérogènes : formats binaires lourds, </w:t>
-      </w:r>
-      <w:r>
-        <w:rPr>
-          <w:color w:val="2C2C2C"/>
-          <w:sz w:val="20"/>
-          <w:szCs w:val="20"/>
-          <w:lang w:val="fr-FR"/>
-        </w:rPr>
-        <w:t>matrices croisées non standardisées pour les nationalités, et nomenclatures incohérentes entre fichier</w:t>
+        <w:t>Avant toute modélisation IA, le défi majeur du projet a résidé dans la préparation de la donnée. Les informations fournies étaient dispersées dans plus de 15 fichiers aux structures très hétérogènes : formats binaires lourds, matrices croisées non standardisées pour les nationalités, et nomenclatures incohérentes entre fichier</w:t>
       </w:r>
       <w:r>
         <w:rPr>
@@ -822,16 +786,7 @@
           <w:szCs w:val="18"/>
           <w:lang w:val="fr-FR"/>
         </w:rPr>
-        <w:t>D</w:t>
-      </w:r>
-      <w:r>
-        <w:rPr>
-          <w:color w:val="2C2C2C"/>
-          <w:sz w:val="18"/>
-          <w:szCs w:val="18"/>
-          <w:lang w:val="fr-FR"/>
-        </w:rPr>
-        <w:t xml:space="preserve">IMENSION : </w:t>
+        <w:t xml:space="preserve">DIMENSION : </w:t>
       </w:r>
       <w:r>
         <w:rPr>
@@ -1144,16 +1099,7 @@
           <w:szCs w:val="18"/>
           <w:lang w:val="fr-FR"/>
         </w:rPr>
-        <w:t>) pour conserver une lisibilité métier. Les Permutation Importances révèlent la météo et la distance aux vacances scol</w:t>
-      </w:r>
-      <w:r>
-        <w:rPr>
-          <w:color w:val="2C2C2C"/>
-          <w:sz w:val="18"/>
-          <w:szCs w:val="18"/>
-          <w:lang w:val="fr-FR"/>
-        </w:rPr>
-        <w:t xml:space="preserve">aires comme </w:t>
+        <w:t xml:space="preserve">) pour conserver une lisibilité métier. Les Permutation Importances révèlent la météo et la distance aux vacances scolaires comme </w:t>
       </w:r>
       <w:proofErr w:type="spellStart"/>
       <w:r>
@@ -1254,79 +1200,7 @@
           <w:szCs w:val="18"/>
           <w:lang w:val="fr-FR"/>
         </w:rPr>
-        <w:t xml:space="preserve"> statistiques », dynamique temporelle et flag vacances). R²</w:t>
-      </w:r>
-      <w:r>
-        <w:rPr>
-          <w:color w:val="2C2C2C"/>
-          <w:sz w:val="18"/>
-          <w:szCs w:val="18"/>
-          <w:lang w:val="fr-FR"/>
-        </w:rPr>
-        <w:t xml:space="preserve"> </w:t>
-      </w:r>
-      <w:r>
-        <w:rPr>
-          <w:color w:val="2C2C2C"/>
-          <w:sz w:val="18"/>
-          <w:szCs w:val="18"/>
-          <w:lang w:val="fr-FR"/>
-        </w:rPr>
-        <w:t>d</w:t>
-      </w:r>
-      <w:r>
-        <w:rPr>
-          <w:color w:val="2C2C2C"/>
-          <w:sz w:val="18"/>
-          <w:szCs w:val="18"/>
-          <w:lang w:val="fr-FR"/>
-        </w:rPr>
-        <w:t>e</w:t>
-      </w:r>
-      <w:r>
-        <w:rPr>
-          <w:color w:val="2C2C2C"/>
-          <w:sz w:val="18"/>
-          <w:szCs w:val="18"/>
-          <w:lang w:val="fr-FR"/>
-        </w:rPr>
-        <w:t xml:space="preserve"> </w:t>
-      </w:r>
-      <w:r>
-        <w:rPr>
-          <w:color w:val="2C2C2C"/>
-          <w:sz w:val="18"/>
-          <w:szCs w:val="18"/>
-          <w:lang w:val="fr-FR"/>
-        </w:rPr>
-        <w:t>0</w:t>
-      </w:r>
-      <w:r>
-        <w:rPr>
-          <w:color w:val="2C2C2C"/>
-          <w:sz w:val="18"/>
-          <w:szCs w:val="18"/>
-          <w:lang w:val="fr-FR"/>
-        </w:rPr>
-        <w:t>.</w:t>
-      </w:r>
-      <w:r>
-        <w:rPr>
-          <w:color w:val="2C2C2C"/>
-          <w:sz w:val="18"/>
-          <w:szCs w:val="18"/>
-          <w:lang w:val="fr-FR"/>
-        </w:rPr>
-        <w:t>9</w:t>
-      </w:r>
-      <w:r>
-        <w:rPr>
-          <w:color w:val="2C2C2C"/>
-          <w:sz w:val="18"/>
-          <w:szCs w:val="18"/>
-          <w:lang w:val="fr-FR"/>
-        </w:rPr>
-        <w:t xml:space="preserve">7 en validation temporelle stricte (train H23-H24, test H25), confirmé par cross-validation temporelle (R² moyen = 0.93). Huit algorithmes comparés. Les </w:t>
+        <w:t xml:space="preserve"> statistiques », dynamique temporelle et flag vacances). R² de 0.97 en validation temporelle stricte (train H23-H24, test H25), confirmé par cross-validation temporelle (R² moyen = 0.93). Huit algorithmes comparés. Les </w:t>
       </w:r>
       <w:proofErr w:type="spellStart"/>
       <w:r>
@@ -1741,16 +1615,7 @@
           <w:szCs w:val="20"/>
           <w:lang w:val="fr-FR"/>
         </w:rPr>
-        <w:t xml:space="preserve"> et restitue les variables utilisées pour chaque prédiction. La méthodologie a été itérative et orientée production, avec corrections issues de problèmes réels (timeouts, erreurs 5xx, dépendances manquantes). L’ajout d’un</w:t>
-      </w:r>
-      <w:r>
-        <w:rPr>
-          <w:color w:val="2C2C2C"/>
-          <w:sz w:val="20"/>
-          <w:szCs w:val="20"/>
-          <w:lang w:val="fr-FR"/>
-        </w:rPr>
-        <w:t>e nouvelle saison ne nécessite qu’un INSERT dans RAW.</w:t>
+        <w:t xml:space="preserve"> et restitue les variables utilisées pour chaque prédiction. La méthodologie a été itérative et orientée production, avec corrections issues de problèmes réels (timeouts, erreurs 5xx, dépendances manquantes). L’ajout d’une nouvelle saison ne nécessite qu’un INSERT dans RAW.</w:t>
       </w:r>
     </w:p>
     <w:p>
@@ -1762,12 +1627,33 @@
           <w:lang w:val="fr-FR"/>
         </w:rPr>
       </w:pPr>
-      <w:r>
+    </w:p>
+    <w:p>
+      <w:pPr>
+        <w:pStyle w:val="Heading1"/>
         <w:rPr>
           <w:sz w:val="22"/>
           <w:szCs w:val="22"/>
           <w:lang w:val="fr-FR"/>
         </w:rPr>
+      </w:pPr>
+    </w:p>
+    <w:p>
+      <w:pPr>
+        <w:pStyle w:val="Heading1"/>
+        <w:rPr>
+          <w:sz w:val="22"/>
+          <w:szCs w:val="22"/>
+          <w:lang w:val="fr-FR"/>
+        </w:rPr>
+      </w:pPr>
+      <w:r>
+        <w:rPr>
+          <w:sz w:val="22"/>
+          <w:szCs w:val="22"/>
+          <w:lang w:val="fr-FR"/>
+        </w:rPr>
+        <w:lastRenderedPageBreak/>
         <w:t>3. Impact, risques et responsabilité</w:t>
       </w:r>
     </w:p>
@@ -1805,7 +1691,6 @@
           <w:szCs w:val="20"/>
           <w:lang w:val="fr-FR"/>
         </w:rPr>
-        <w:lastRenderedPageBreak/>
         <w:t>L’impact direct est une optimisation du ROI des campagnes marketing. L’analyse des 27 campagnes de la saison 24/25 a révélé des écarts de performance considérables : les tour-opérateurs spécialisés ski au Royaume-Uni génèrent les retours les plus élevés, tandis que l’Allemagne — malgré un réservoir de 15 millions de skieurs — reste un marché de notoriété à travailler sur le moyen terme. En ciblant les efforts sur les semaines à faible potentiel naturel, l’IA permet de :</w:t>
       </w:r>
     </w:p>
@@ -2375,16 +2260,7 @@
           <w:szCs w:val="20"/>
           <w:lang w:val="fr-FR"/>
         </w:rPr>
-        <w:t xml:space="preserve"> engineering automatisé, garantit que le système évolue sans intervention manuelle. Les deux modèles prédictifs (fréquentation et dépenses), couplés à une interface orientée décision métier, offrent à ART une vision complète : non seulement combien de visiteurs sont attendus chaque semaine, mais combien ils dépenseront et de quel marché ils proviendront. L’architecture pragmatique et déployable, renforcée par des mécanismes de résilience itérés au </w:t>
-      </w:r>
-      <w:r>
-        <w:rPr>
-          <w:color w:val="2C2C2C"/>
-          <w:sz w:val="20"/>
-          <w:szCs w:val="20"/>
-          <w:lang w:val="fr-FR"/>
-        </w:rPr>
-        <w:t>fil du développement, constitue un socle solide pour une phase pilote.</w:t>
+        <w:t xml:space="preserve"> engineering automatisé, garantit que le système évolue sans intervention manuelle. Les deux modèles prédictifs (fréquentation et dépenses), couplés à une interface orientée décision métier, offrent à ART une vision complète : non seulement combien de visiteurs sont attendus chaque semaine, mais combien ils dépenseront et de quel marché ils proviendront. L’architecture pragmatique et déployable, renforcée par des mécanismes de résilience itérés au fil du développement, constitue un socle solide pour une phase pilote.</w:t>
       </w:r>
     </w:p>
     <w:p>
@@ -2422,16 +2298,7 @@
           <w:szCs w:val="20"/>
           <w:lang w:val="fr-FR"/>
         </w:rPr>
-        <w:t>La dépendance à la qualité des données amont, la profondeur historique encore limitée des données financières (3 saisons), et l’absence de données sur les prix des destinations concurrentes (Alpes suisses, autrichiennes) empêchent une analyse complète de l’élasticité de la demande. Les données d’hébergement (ADR, REVPAR) ne couvrent que la saison en cours. Le cycle de vie des modèles doit être formalisé, l’observabilité industrialisée, et les SLA d’infrastructure stabilisés pour une exploitation à grande éc</w:t>
-      </w:r>
-      <w:r>
-        <w:rPr>
-          <w:color w:val="2C2C2C"/>
-          <w:sz w:val="20"/>
-          <w:szCs w:val="20"/>
-          <w:lang w:val="fr-FR"/>
-        </w:rPr>
-        <w:t>helle. Certaines prévisions restent sensibles aux hypothèses de contexte et tous les signaux externes ne sont pas encore intégrés de manière exhaustive.</w:t>
+        <w:t>La dépendance à la qualité des données amont, la profondeur historique encore limitée des données financières (3 saisons), et l’absence de données sur les prix des destinations concurrentes (Alpes suisses, autrichiennes) empêchent une analyse complète de l’élasticité de la demande. Les données d’hébergement (ADR, REVPAR) ne couvrent que la saison en cours. Le cycle de vie des modèles doit être formalisé, l’observabilité industrialisée, et les SLA d’infrastructure stabilisés pour une exploitation à grande échelle. Certaines prévisions restent sensibles aux hypothèses de contexte et tous les signaux externes ne sont pas encore intégrés de manière exhaustive.</w:t>
       </w:r>
     </w:p>
     <w:p>
